--- a/midterm/Midterm_Quiz_1-12.docx
+++ b/midterm/Midterm_Quiz_1-12.docx
@@ -30,11 +30,13 @@
         <w:ind w:left="0" w:firstLine="0"/>
         <w:rPr>
           <w:b w:val="1"/>
+          <w:bCs w:val="1"/>
         </w:rPr>
       </w:pPr>
       <w:r>
         <w:rPr>
           <w:b w:val="1"/>
+          <w:bCs w:val="1"/>
           <w:rtl w:val="0"/>
         </w:rPr>
         <w:t xml:space="preserve">Midterm</w:t>
@@ -1593,11 +1595,13 @@
         <w:ind w:left="720" w:firstLine="0"/>
         <w:rPr>
           <w:b w:val="1"/>
+          <w:bCs w:val="1"/>
         </w:rPr>
       </w:pPr>
       <w:r>
         <w:rPr>
           <w:b w:val="1"/>
+          <w:bCs w:val="1"/>
           <w:rtl w:val="0"/>
         </w:rPr>
         <w:t xml:space="preserve">Ecosystem Services:</w:t>
@@ -1810,11 +1814,13 @@
         <w:ind w:left="720" w:firstLine="0"/>
         <w:rPr>
           <w:b w:val="1"/>
+          <w:bCs w:val="1"/>
         </w:rPr>
       </w:pPr>
       <w:r>
         <w:rPr>
           <w:b w:val="1"/>
+          <w:bCs w:val="1"/>
           <w:rtl w:val="0"/>
         </w:rPr>
         <w:t xml:space="preserve">Categories:</w:t>
@@ -2163,7 +2169,7 @@
         <w:rPr>
           <w:rtl w:val="0"/>
         </w:rPr>
-        <w:t xml:space="preserve">Diversity is thought to generally (increase / decrease) productivity? (Circle one) </w:t>
+        <w:t xml:space="preserve">Diversity is thought to generally (increase / decrease) productivity. (Circle one) </w:t>
       </w:r>
     </w:p>
     <w:p>
@@ -2189,7 +2195,7 @@
         <w:rPr>
           <w:rtl w:val="0"/>
         </w:rPr>
-        <w:t xml:space="preserve">Diversity is thought to generally (increase / decrease) nutrient uptake rates? (Circle one) </w:t>
+        <w:t xml:space="preserve">Diversity is thought to generally (increase / decrease) nutrient uptake rates. (Circle one) </w:t>
       </w:r>
     </w:p>
     <w:p>
@@ -2215,7 +2221,7 @@
         <w:rPr>
           <w:rtl w:val="0"/>
         </w:rPr>
-        <w:t xml:space="preserve">Diversity is thought to generally (increase / decrease) ecosystem stability? (Circle one) </w:t>
+        <w:t xml:space="preserve">Diversity is thought to generally (increase / decrease) ecosystem stability. (Circle one) </w:t>
       </w:r>
     </w:p>
     <w:p>
@@ -2241,7 +2247,7 @@
         <w:rPr>
           <w:rtl w:val="0"/>
         </w:rPr>
-        <w:t xml:space="preserve">Diversity is thought to generally (increase / decrease) invasibility? (Circle one) </w:t>
+        <w:t xml:space="preserve">Diversity is thought to generally (increase / decrease) invasibility. (Circle one) </w:t>
       </w:r>
     </w:p>
     <w:p>
@@ -2461,6 +2467,7 @@
       <w:r>
         <w:rPr>
           <w:i w:val="1"/>
+          <w:iCs w:val="1"/>
           <w:rtl w:val="0"/>
         </w:rPr>
         <w:t xml:space="preserve">per se</w:t>
@@ -2576,6 +2583,7 @@
       <w:r>
         <w:rPr>
           <w:i w:val="1"/>
+          <w:iCs w:val="1"/>
           <w:rtl w:val="0"/>
         </w:rPr>
         <w:t xml:space="preserve">e</w:t>
@@ -3161,6 +3169,7 @@
       <w:r>
         <w:rPr>
           <w:b w:val="1"/>
+          <w:bCs w:val="1"/>
           <w:rtl w:val="0"/>
         </w:rPr>
         <w:t xml:space="preserve">Type I </w:t>
@@ -3174,6 +3183,7 @@
       <w:r>
         <w:rPr>
           <w:b w:val="1"/>
+          <w:bCs w:val="1"/>
           <w:rtl w:val="0"/>
         </w:rPr>
         <w:t xml:space="preserve"> Type II </w:t>
@@ -3389,6 +3399,7 @@
       <w:r>
         <w:rPr>
           <w:b w:val="1"/>
+          <w:bCs w:val="1"/>
           <w:rtl w:val="0"/>
         </w:rPr>
         <w:t xml:space="preserve">two</w:t>
@@ -3505,6 +3516,7 @@
                 <m:ctrlPr>
                   <w:rPr>
                     <w:i w:val="1"/>
+                    <w:iCs w:val="1"/>
                     <w:color w:val="595959"/>
                     <w:sz w:val="40"/>
                     <w:szCs w:val="40"/>
@@ -3525,6 +3537,7 @@
                 <m:r>
                   <w:rPr>
                     <w:i w:val="1"/>
+                    <w:iCs w:val="1"/>
                     <w:color w:val="595959"/>
                     <w:sz w:val="40"/>
                     <w:szCs w:val="40"/>
@@ -3538,6 +3551,7 @@
                 <m:ctrlPr>
                   <w:rPr>
                     <w:i w:val="1"/>
+                    <w:iCs w:val="1"/>
                     <w:color w:val="595959"/>
                     <w:sz w:val="40"/>
                     <w:szCs w:val="40"/>
@@ -3548,6 +3562,7 @@
                 <m:r>
                   <w:rPr>
                     <w:i w:val="1"/>
+                    <w:iCs w:val="1"/>
                     <w:color w:val="595959"/>
                     <w:sz w:val="40"/>
                     <w:szCs w:val="40"/>
@@ -3559,6 +3574,7 @@
                 <m:r>
                   <w:rPr>
                     <w:i w:val="1"/>
+                    <w:iCs w:val="1"/>
                     <w:color w:val="595959"/>
                     <w:sz w:val="40"/>
                     <w:szCs w:val="40"/>
@@ -3572,6 +3588,7 @@
                 <m:ctrlPr>
                   <w:rPr>
                     <w:i w:val="1"/>
+                    <w:iCs w:val="1"/>
                     <w:color w:val="595959"/>
                     <w:sz w:val="40"/>
                     <w:szCs w:val="40"/>
@@ -3582,6 +3599,7 @@
                 <m:r>
                   <w:rPr>
                     <w:i w:val="1"/>
+                    <w:iCs w:val="1"/>
                     <w:color w:val="595959"/>
                     <w:sz w:val="40"/>
                     <w:szCs w:val="40"/>
@@ -3593,6 +3611,7 @@
                 <m:r>
                   <w:rPr>
                     <w:i w:val="1"/>
+                    <w:iCs w:val="1"/>
                     <w:color w:val="595959"/>
                     <w:sz w:val="40"/>
                     <w:szCs w:val="40"/>
@@ -3651,6 +3670,7 @@
                 <m:ctrlPr>
                   <w:rPr>
                     <w:i w:val="1"/>
+                    <w:iCs w:val="1"/>
                     <w:color w:val="595959"/>
                     <w:sz w:val="40"/>
                     <w:szCs w:val="40"/>
@@ -3671,6 +3691,7 @@
                 <m:r>
                   <w:rPr>
                     <w:i w:val="1"/>
+                    <w:iCs w:val="1"/>
                     <w:color w:val="595959"/>
                     <w:sz w:val="40"/>
                     <w:szCs w:val="40"/>
@@ -3684,6 +3705,7 @@
                 <m:ctrlPr>
                   <w:rPr>
                     <w:i w:val="1"/>
+                    <w:iCs w:val="1"/>
                     <w:color w:val="595959"/>
                     <w:sz w:val="40"/>
                     <w:szCs w:val="40"/>
@@ -3694,6 +3716,7 @@
                 <m:r>
                   <w:rPr>
                     <w:i w:val="1"/>
+                    <w:iCs w:val="1"/>
                     <w:color w:val="595959"/>
                     <w:sz w:val="40"/>
                     <w:szCs w:val="40"/>
@@ -3705,6 +3728,7 @@
                 <m:r>
                   <w:rPr>
                     <w:i w:val="1"/>
+                    <w:iCs w:val="1"/>
                     <w:color w:val="595959"/>
                     <w:sz w:val="40"/>
                     <w:szCs w:val="40"/>
@@ -3718,6 +3742,7 @@
                 <m:ctrlPr>
                   <w:rPr>
                     <w:i w:val="1"/>
+                    <w:iCs w:val="1"/>
                     <w:color w:val="595959"/>
                     <w:sz w:val="40"/>
                     <w:szCs w:val="40"/>
@@ -3728,6 +3753,7 @@
                 <m:r>
                   <w:rPr>
                     <w:i w:val="1"/>
+                    <w:iCs w:val="1"/>
                     <w:color w:val="595959"/>
                     <w:sz w:val="40"/>
                     <w:szCs w:val="40"/>
@@ -3739,6 +3765,7 @@
                 <m:r>
                   <w:rPr>
                     <w:i w:val="1"/>
+                    <w:iCs w:val="1"/>
                     <w:color w:val="595959"/>
                     <w:sz w:val="40"/>
                     <w:szCs w:val="40"/>
@@ -5014,11 +5041,19 @@
       </w:pPr>
     </w:pPrDefault>
   </w:docDefaults>
+  <w:style w:type="table" w:styleId="TableNormal" w:default="1">
+    <w:name w:val="TableNormal"/>
+    <w:tblPr>
+      <w:tblCellMar>
+        <w:top w:w="100.0" w:type="dxa"/>
+        <w:left w:w="100.0" w:type="dxa"/>
+        <w:bottom w:w="100.0" w:type="dxa"/>
+        <w:right w:w="100.0" w:type="dxa"/>
+      </w:tblCellMar>
+    </w:tblPr>
+  </w:style>
   <w:style w:type="paragraph" w:styleId="Normal" w:default="1">
     <w:name w:val="normal"/>
-  </w:style>
-  <w:style w:type="table" w:styleId="TableNormal" w:default="1">
-    <w:name w:val="Table Normal"/>
   </w:style>
   <w:style w:type="paragraph" w:styleId="Heading1">
     <w:name w:val="heading 1"/>
@@ -5047,6 +5082,7 @@
     </w:pPr>
     <w:rPr>
       <w:b w:val="0"/>
+      <w:bCs w:val="0"/>
       <w:sz w:val="32"/>
       <w:szCs w:val="32"/>
     </w:rPr>
@@ -5063,6 +5099,7 @@
     </w:pPr>
     <w:rPr>
       <w:b w:val="0"/>
+      <w:bCs w:val="0"/>
       <w:color w:val="434343"/>
       <w:sz w:val="28"/>
       <w:szCs w:val="28"/>
@@ -5112,6 +5149,7 @@
     </w:pPr>
     <w:rPr>
       <w:i w:val="1"/>
+      <w:iCs w:val="1"/>
       <w:color w:val="666666"/>
       <w:sz w:val="22"/>
       <w:szCs w:val="22"/>
@@ -5145,6 +5183,7 @@
     <w:rPr>
       <w:rFonts w:ascii="Arial" w:cs="Arial" w:eastAsia="Arial" w:hAnsi="Arial"/>
       <w:i w:val="0"/>
+      <w:iCs w:val="0"/>
       <w:color w:val="666666"/>
       <w:sz w:val="30"/>
       <w:szCs w:val="30"/>
